--- a/docs/AI_Lab_Colab_Instructions.docx
+++ b/docs/AI_Lab_Colab_Instructions.docx
@@ -1620,7 +1620,7 @@
       <w:pPr>
         <w:spacing w:after="120"/>
       </w:pPr>
-      <w:hyperlink w:history="1" r:id="rIdmw3nmgybyjjfki-5pdbx1">
+      <w:hyperlink w:history="1" r:id="rIdf2cpibb3wby0qqfsu-zl4">
         <w:r>
           <w:rPr>
             <w:rStyle w:val="Hyperlink"/>
@@ -1848,7 +1848,7 @@
             <w:pPr>
               <w:spacing w:after="20"/>
             </w:pPr>
-            <w:hyperlink w:history="1" r:id="rIdwvwhuhrsb4a_lbx4nzwm5">
+            <w:hyperlink w:history="1" r:id="rIdt4oegfz0yn9fp7wys0m_s">
               <w:r>
                 <w:rPr>
                   <w:rStyle w:val="Hyperlink"/>
@@ -1925,7 +1925,7 @@
                 <w:sz w:val="19"/>
                 <w:szCs w:val="19"/>
               </w:rPr>
-              <w:t xml:space="preserve">50 min</w:t>
+              <w:t xml:space="preserve">1 h</w:t>
             </w:r>
           </w:p>
         </w:tc>
@@ -1949,7 +1949,7 @@
             <w:pPr>
               <w:spacing w:after="20"/>
             </w:pPr>
-            <w:hyperlink w:history="1" r:id="rIdnubhvrzzlfwdhmvosx6r3">
+            <w:hyperlink w:history="1" r:id="rIduurc9ghhfxxmj2dvftyoe">
               <w:r>
                 <w:rPr>
                   <w:rStyle w:val="Hyperlink"/>
@@ -2050,7 +2050,7 @@
             <w:pPr>
               <w:spacing w:after="20"/>
             </w:pPr>
-            <w:hyperlink w:history="1" r:id="rIdhwfz5w1pzgnt7c8ofgr0u">
+            <w:hyperlink w:history="1" r:id="rIdzr6bxxgim53chbkrv_0q_">
               <w:r>
                 <w:rPr>
                   <w:rStyle w:val="Hyperlink"/>
@@ -2151,7 +2151,7 @@
             <w:pPr>
               <w:spacing w:after="20"/>
             </w:pPr>
-            <w:hyperlink w:history="1" r:id="rIdzq5wjgsa_1xrlym2f2mbl">
+            <w:hyperlink w:history="1" r:id="rIdflkvinn2wzi3b54xkmm1r">
               <w:r>
                 <w:rPr>
                   <w:rStyle w:val="Hyperlink"/>
@@ -2252,7 +2252,7 @@
             <w:pPr>
               <w:spacing w:after="20"/>
             </w:pPr>
-            <w:hyperlink w:history="1" r:id="rIds-fygcnfhkmowcrk6xcf3">
+            <w:hyperlink w:history="1" r:id="rIdsmndltaudg-jnyhz5rwul">
               <w:r>
                 <w:rPr>
                   <w:rStyle w:val="Hyperlink"/>
@@ -2353,7 +2353,7 @@
             <w:pPr>
               <w:spacing w:after="20"/>
             </w:pPr>
-            <w:hyperlink w:history="1" r:id="rIdk2is4h_xnp26z9esykim3">
+            <w:hyperlink w:history="1" r:id="rIdfmyaerdxfn9k6hmtbvpmb">
               <w:r>
                 <w:rPr>
                   <w:rStyle w:val="Hyperlink"/>
@@ -2454,7 +2454,7 @@
             <w:pPr>
               <w:spacing w:after="20"/>
             </w:pPr>
-            <w:hyperlink w:history="1" r:id="rIdahpgf-1p1hmj8dzvttnfk">
+            <w:hyperlink w:history="1" r:id="rIduvzboick_0ji3o4zcm3bu">
               <w:r>
                 <w:rPr>
                   <w:rStyle w:val="Hyperlink"/>
@@ -2531,7 +2531,7 @@
                 <w:sz w:val="19"/>
                 <w:szCs w:val="19"/>
               </w:rPr>
-              <w:t xml:space="preserve">50 min</w:t>
+              <w:t xml:space="preserve">1 h</w:t>
             </w:r>
           </w:p>
         </w:tc>
@@ -2555,7 +2555,7 @@
             <w:pPr>
               <w:spacing w:after="20"/>
             </w:pPr>
-            <w:hyperlink w:history="1" r:id="rIdl_jg6ur31_v2dynuy1nvt">
+            <w:hyperlink w:history="1" r:id="rIdlbewoavdkmrpx1so3dehr">
               <w:r>
                 <w:rPr>
                   <w:rStyle w:val="Hyperlink"/>
@@ -2656,7 +2656,7 @@
             <w:pPr>
               <w:spacing w:after="20"/>
             </w:pPr>
-            <w:hyperlink w:history="1" r:id="rIdn-dmwdokrsztenrpkiaro">
+            <w:hyperlink w:history="1" r:id="rId7lxeoybpjarnuakif0vze">
               <w:r>
                 <w:rPr>
                   <w:rStyle w:val="Hyperlink"/>
@@ -2876,7 +2876,7 @@
             <w:pPr>
               <w:spacing w:after="20"/>
             </w:pPr>
-            <w:hyperlink w:history="1" r:id="rIdahokl6igqtk2ph_h7mkua">
+            <w:hyperlink w:history="1" r:id="rIddffxmgqb-e4ajvaurc0jk">
               <w:r>
                 <w:rPr>
                   <w:rStyle w:val="Hyperlink"/>
@@ -2961,7 +2961,7 @@
             <w:pPr>
               <w:spacing w:after="20"/>
             </w:pPr>
-            <w:hyperlink w:history="1" r:id="rIdnhutskwy63qqsg_86qb4k">
+            <w:hyperlink w:history="1" r:id="rIdfc5dybq94ruyoxs0sohyo">
               <w:r>
                 <w:rPr>
                   <w:rStyle w:val="Hyperlink"/>
@@ -3046,7 +3046,7 @@
             <w:pPr>
               <w:spacing w:after="20"/>
             </w:pPr>
-            <w:hyperlink w:history="1" r:id="rIdmpacippfb6dertma5iwbk">
+            <w:hyperlink w:history="1" r:id="rIdieuabtdanzsfcuz7x3e2g">
               <w:r>
                 <w:rPr>
                   <w:rStyle w:val="Hyperlink"/>
@@ -3131,7 +3131,7 @@
             <w:pPr>
               <w:spacing w:after="20"/>
             </w:pPr>
-            <w:hyperlink w:history="1" r:id="rIdytwlm0affhvvndqk1rqsb">
+            <w:hyperlink w:history="1" r:id="rIddkquau96yhjqcen4z9gpv">
               <w:r>
                 <w:rPr>
                   <w:rStyle w:val="Hyperlink"/>
@@ -3216,7 +3216,7 @@
             <w:pPr>
               <w:spacing w:after="20"/>
             </w:pPr>
-            <w:hyperlink w:history="1" r:id="rIdjtjj-qccjucunh1n8_s4f">
+            <w:hyperlink w:history="1" r:id="rId8e9-gq61jelliy6qbd0e-">
               <w:r>
                 <w:rPr>
                   <w:rStyle w:val="Hyperlink"/>

--- a/docs/AI_Lab_Colab_Instructions.docx
+++ b/docs/AI_Lab_Colab_Instructions.docx
@@ -43,7 +43,7 @@
           <w:sz w:val="18"/>
           <w:szCs w:val="18"/>
         </w:rPr>
-        <w:t xml:space="preserve">Prepared by Giuseppe Frau · October 2026 · Version 1.0</w:t>
+        <w:t xml:space="preserve">Prepared by Giuseppe Frau · October 2026 · Version 1.1</w:t>
       </w:r>
     </w:p>
     <w:p>
@@ -929,6 +929,95 @@
           </w:p>
         </w:tc>
       </w:tr>
+      <w:tr>
+        <w:tc>
+          <w:tcPr>
+            <w:tcW w:type="dxa" w:w="3000"/>
+            <w:tcBorders>
+              <w:top w:val="single" w:color="BFBFBF" w:sz="4"/>
+              <w:left w:val="single" w:color="BFBFBF" w:sz="4"/>
+              <w:bottom w:val="single" w:color="BFBFBF" w:sz="4"/>
+              <w:right w:val="single" w:color="BFBFBF" w:sz="4"/>
+            </w:tcBorders>
+            <w:tcMar>
+              <w:top w:type="dxa" w:w="60"/>
+              <w:left w:type="dxa" w:w="100"/>
+              <w:bottom w:type="dxa" w:w="60"/>
+              <w:right w:type="dxa" w:w="100"/>
+            </w:tcMar>
+          </w:tcPr>
+          <w:p>
+            <w:pPr>
+              <w:spacing w:after="20"/>
+            </w:pPr>
+            <w:r>
+              <w:rPr>
+                <w:sz w:val="19"/>
+                <w:szCs w:val="19"/>
+              </w:rPr>
+              <w:t xml:space="preserve">1S — Airport traffic, simplified</w:t>
+            </w:r>
+          </w:p>
+        </w:tc>
+        <w:tc>
+          <w:tcPr>
+            <w:tcW w:type="dxa" w:w="2300"/>
+            <w:tcBorders>
+              <w:top w:val="single" w:color="BFBFBF" w:sz="4"/>
+              <w:left w:val="single" w:color="BFBFBF" w:sz="4"/>
+              <w:bottom w:val="single" w:color="BFBFBF" w:sz="4"/>
+              <w:right w:val="single" w:color="BFBFBF" w:sz="4"/>
+            </w:tcBorders>
+            <w:tcMar>
+              <w:top w:type="dxa" w:w="60"/>
+              <w:left w:type="dxa" w:w="100"/>
+              <w:bottom w:type="dxa" w:w="60"/>
+              <w:right w:type="dxa" w:w="100"/>
+            </w:tcMar>
+          </w:tcPr>
+          <w:p>
+            <w:pPr>
+              <w:spacing w:after="20"/>
+            </w:pPr>
+            <w:r>
+              <w:rPr>
+                <w:sz w:val="19"/>
+                <w:szCs w:val="19"/>
+              </w:rPr>
+              <w:t xml:space="preserve">1S-1 → 1S-2 → 1S-3</w:t>
+            </w:r>
+          </w:p>
+        </w:tc>
+        <w:tc>
+          <w:tcPr>
+            <w:tcW w:type="dxa" w:w="4338"/>
+            <w:tcBorders>
+              <w:top w:val="single" w:color="BFBFBF" w:sz="4"/>
+              <w:left w:val="single" w:color="BFBFBF" w:sz="4"/>
+              <w:bottom w:val="single" w:color="BFBFBF" w:sz="4"/>
+              <w:right w:val="single" w:color="BFBFBF" w:sz="4"/>
+            </w:tcBorders>
+            <w:tcMar>
+              <w:top w:type="dxa" w:w="60"/>
+              <w:left w:type="dxa" w:w="100"/>
+              <w:bottom w:type="dxa" w:w="60"/>
+              <w:right w:type="dxa" w:w="100"/>
+            </w:tcMar>
+          </w:tcPr>
+          <w:p>
+            <w:pPr>
+              <w:spacing w:after="20"/>
+            </w:pPr>
+            <w:r>
+              <w:rPr>
+                <w:sz w:val="19"/>
+                <w:szCs w:val="19"/>
+              </w:rPr>
+              <w:t xml:space="preserve">Minimal alternative to Exercise 1. In 1S-1, change the settings cell and run again from there.</w:t>
+            </w:r>
+          </w:p>
+        </w:tc>
+      </w:tr>
     </w:tbl>
     <w:p>
       <w:pPr>
@@ -1620,7 +1709,7 @@
       <w:pPr>
         <w:spacing w:after="120"/>
       </w:pPr>
-      <w:hyperlink w:history="1" r:id="rIdf2cpibb3wby0qqfsu-zl4">
+      <w:hyperlink w:history="1" r:id="rId7igsvnjllwsfomzpunmkp">
         <w:r>
           <w:rPr>
             <w:rStyle w:val="Hyperlink"/>
@@ -1848,7 +1937,7 @@
             <w:pPr>
               <w:spacing w:after="20"/>
             </w:pPr>
-            <w:hyperlink w:history="1" r:id="rIdt4oegfz0yn9fp7wys0m_s">
+            <w:hyperlink w:history="1" r:id="rId4fry9mc73ru0qr2e8it21">
               <w:r>
                 <w:rPr>
                   <w:rStyle w:val="Hyperlink"/>
@@ -1949,7 +2038,7 @@
             <w:pPr>
               <w:spacing w:after="20"/>
             </w:pPr>
-            <w:hyperlink w:history="1" r:id="rIduurc9ghhfxxmj2dvftyoe">
+            <w:hyperlink w:history="1" r:id="rIdkpm05058s1uwlaupfjeza">
               <w:r>
                 <w:rPr>
                   <w:rStyle w:val="Hyperlink"/>
@@ -2050,7 +2139,7 @@
             <w:pPr>
               <w:spacing w:after="20"/>
             </w:pPr>
-            <w:hyperlink w:history="1" r:id="rIdzr6bxxgim53chbkrv_0q_">
+            <w:hyperlink w:history="1" r:id="rIdojxvlx14pk83zgdj61nlq">
               <w:r>
                 <w:rPr>
                   <w:rStyle w:val="Hyperlink"/>
@@ -2151,7 +2240,7 @@
             <w:pPr>
               <w:spacing w:after="20"/>
             </w:pPr>
-            <w:hyperlink w:history="1" r:id="rIdflkvinn2wzi3b54xkmm1r">
+            <w:hyperlink w:history="1" r:id="rId7cwirm5vcumdua70ejsxl">
               <w:r>
                 <w:rPr>
                   <w:rStyle w:val="Hyperlink"/>
@@ -2252,7 +2341,7 @@
             <w:pPr>
               <w:spacing w:after="20"/>
             </w:pPr>
-            <w:hyperlink w:history="1" r:id="rIdsmndltaudg-jnyhz5rwul">
+            <w:hyperlink w:history="1" r:id="rIdzeqhb0krr-jccjq64pblh">
               <w:r>
                 <w:rPr>
                   <w:rStyle w:val="Hyperlink"/>
@@ -2353,7 +2442,7 @@
             <w:pPr>
               <w:spacing w:after="20"/>
             </w:pPr>
-            <w:hyperlink w:history="1" r:id="rIdfmyaerdxfn9k6hmtbvpmb">
+            <w:hyperlink w:history="1" r:id="rIdipcni_hhmyjt_jchpqar3">
               <w:r>
                 <w:rPr>
                   <w:rStyle w:val="Hyperlink"/>
@@ -2454,7 +2543,7 @@
             <w:pPr>
               <w:spacing w:after="20"/>
             </w:pPr>
-            <w:hyperlink w:history="1" r:id="rIduvzboick_0ji3o4zcm3bu">
+            <w:hyperlink w:history="1" r:id="rIdddiou-nmkkrilwdr-92an">
               <w:r>
                 <w:rPr>
                   <w:rStyle w:val="Hyperlink"/>
@@ -2555,7 +2644,7 @@
             <w:pPr>
               <w:spacing w:after="20"/>
             </w:pPr>
-            <w:hyperlink w:history="1" r:id="rIdlbewoavdkmrpx1so3dehr">
+            <w:hyperlink w:history="1" r:id="rIdnthqokp_qkzfoft673d17">
               <w:r>
                 <w:rPr>
                   <w:rStyle w:val="Hyperlink"/>
@@ -2656,7 +2745,7 @@
             <w:pPr>
               <w:spacing w:after="20"/>
             </w:pPr>
-            <w:hyperlink w:history="1" r:id="rId7lxeoybpjarnuakif0vze">
+            <w:hyperlink w:history="1" r:id="rIde_w7uzzvaham1rqeyjztt">
               <w:r>
                 <w:rPr>
                   <w:rStyle w:val="Hyperlink"/>
@@ -2664,6 +2753,309 @@
                   <w:szCs w:val="16"/>
                 </w:rPr>
                 <w:t xml:space="preserve">https://colab.research.google.com/github/dblue-tech/ai-lab/blob/main/lab2s_low_visibility_simple/2S-3_serve.ipynb</w:t>
+              </w:r>
+            </w:hyperlink>
+          </w:p>
+        </w:tc>
+      </w:tr>
+      <w:tr>
+        <w:tc>
+          <w:tcPr>
+            <w:tcW w:type="dxa" w:w="3000"/>
+            <w:tcBorders>
+              <w:top w:val="single" w:color="BFBFBF" w:sz="4"/>
+              <w:left w:val="single" w:color="BFBFBF" w:sz="4"/>
+              <w:bottom w:val="single" w:color="BFBFBF" w:sz="4"/>
+              <w:right w:val="single" w:color="BFBFBF" w:sz="4"/>
+            </w:tcBorders>
+            <w:tcMar>
+              <w:top w:type="dxa" w:w="60"/>
+              <w:left w:type="dxa" w:w="100"/>
+              <w:bottom w:type="dxa" w:w="60"/>
+              <w:right w:type="dxa" w:w="100"/>
+            </w:tcMar>
+          </w:tcPr>
+          <w:p>
+            <w:pPr>
+              <w:spacing w:after="20"/>
+            </w:pPr>
+            <w:r>
+              <w:rPr>
+                <w:b/>
+                <w:bCs/>
+                <w:sz w:val="19"/>
+                <w:szCs w:val="19"/>
+              </w:rPr>
+              <w:t xml:space="preserve">1S-1</w:t>
+            </w:r>
+            <w:r>
+              <w:rPr>
+                <w:sz w:val="19"/>
+                <w:szCs w:val="19"/>
+              </w:rPr>
+              <w:t xml:space="preserve"> — train (simplified Exercise 1)</w:t>
+            </w:r>
+          </w:p>
+        </w:tc>
+        <w:tc>
+          <w:tcPr>
+            <w:tcW w:type="dxa" w:w="1100"/>
+            <w:tcBorders>
+              <w:top w:val="single" w:color="BFBFBF" w:sz="4"/>
+              <w:left w:val="single" w:color="BFBFBF" w:sz="4"/>
+              <w:bottom w:val="single" w:color="BFBFBF" w:sz="4"/>
+              <w:right w:val="single" w:color="BFBFBF" w:sz="4"/>
+            </w:tcBorders>
+            <w:tcMar>
+              <w:top w:type="dxa" w:w="60"/>
+              <w:left w:type="dxa" w:w="100"/>
+              <w:bottom w:type="dxa" w:w="60"/>
+              <w:right w:type="dxa" w:w="100"/>
+            </w:tcMar>
+          </w:tcPr>
+          <w:p>
+            <w:pPr>
+              <w:spacing w:after="20"/>
+            </w:pPr>
+            <w:r>
+              <w:rPr>
+                <w:sz w:val="19"/>
+                <w:szCs w:val="19"/>
+              </w:rPr>
+              <w:t xml:space="preserve">45 min</w:t>
+            </w:r>
+          </w:p>
+        </w:tc>
+        <w:tc>
+          <w:tcPr>
+            <w:tcW w:type="dxa" w:w="5538"/>
+            <w:tcBorders>
+              <w:top w:val="single" w:color="BFBFBF" w:sz="4"/>
+              <w:left w:val="single" w:color="BFBFBF" w:sz="4"/>
+              <w:bottom w:val="single" w:color="BFBFBF" w:sz="4"/>
+              <w:right w:val="single" w:color="BFBFBF" w:sz="4"/>
+            </w:tcBorders>
+            <w:tcMar>
+              <w:top w:type="dxa" w:w="60"/>
+              <w:left w:type="dxa" w:w="100"/>
+              <w:bottom w:type="dxa" w:w="60"/>
+              <w:right w:type="dxa" w:w="100"/>
+            </w:tcMar>
+          </w:tcPr>
+          <w:p>
+            <w:pPr>
+              <w:spacing w:after="20"/>
+            </w:pPr>
+            <w:hyperlink w:history="1" r:id="rIdbbvwnkybtspgl6ifdzdxc">
+              <w:r>
+                <w:rPr>
+                  <w:rStyle w:val="Hyperlink"/>
+                  <w:sz w:val="16"/>
+                  <w:szCs w:val="16"/>
+                </w:rPr>
+                <w:t xml:space="preserve">https://colab.research.google.com/github/dblue-tech/ai-lab/blob/main/lab1_simplified/1S-1_train.ipynb</w:t>
+              </w:r>
+            </w:hyperlink>
+          </w:p>
+        </w:tc>
+      </w:tr>
+      <w:tr>
+        <w:tc>
+          <w:tcPr>
+            <w:tcW w:type="dxa" w:w="3000"/>
+            <w:tcBorders>
+              <w:top w:val="single" w:color="BFBFBF" w:sz="4"/>
+              <w:left w:val="single" w:color="BFBFBF" w:sz="4"/>
+              <w:bottom w:val="single" w:color="BFBFBF" w:sz="4"/>
+              <w:right w:val="single" w:color="BFBFBF" w:sz="4"/>
+            </w:tcBorders>
+            <w:tcMar>
+              <w:top w:type="dxa" w:w="60"/>
+              <w:left w:type="dxa" w:w="100"/>
+              <w:bottom w:type="dxa" w:w="60"/>
+              <w:right w:type="dxa" w:w="100"/>
+            </w:tcMar>
+          </w:tcPr>
+          <w:p>
+            <w:pPr>
+              <w:spacing w:after="20"/>
+            </w:pPr>
+            <w:r>
+              <w:rPr>
+                <w:b/>
+                <w:bCs/>
+                <w:sz w:val="19"/>
+                <w:szCs w:val="19"/>
+              </w:rPr>
+              <w:t xml:space="preserve">1S-2</w:t>
+            </w:r>
+            <w:r>
+              <w:rPr>
+                <w:sz w:val="19"/>
+                <w:szCs w:val="19"/>
+              </w:rPr>
+              <w:t xml:space="preserve"> — inside the network</w:t>
+            </w:r>
+          </w:p>
+        </w:tc>
+        <w:tc>
+          <w:tcPr>
+            <w:tcW w:type="dxa" w:w="1100"/>
+            <w:tcBorders>
+              <w:top w:val="single" w:color="BFBFBF" w:sz="4"/>
+              <w:left w:val="single" w:color="BFBFBF" w:sz="4"/>
+              <w:bottom w:val="single" w:color="BFBFBF" w:sz="4"/>
+              <w:right w:val="single" w:color="BFBFBF" w:sz="4"/>
+            </w:tcBorders>
+            <w:tcMar>
+              <w:top w:type="dxa" w:w="60"/>
+              <w:left w:type="dxa" w:w="100"/>
+              <w:bottom w:type="dxa" w:w="60"/>
+              <w:right w:type="dxa" w:w="100"/>
+            </w:tcMar>
+          </w:tcPr>
+          <w:p>
+            <w:pPr>
+              <w:spacing w:after="20"/>
+            </w:pPr>
+            <w:r>
+              <w:rPr>
+                <w:sz w:val="19"/>
+                <w:szCs w:val="19"/>
+              </w:rPr>
+              <w:t xml:space="preserve">30 min</w:t>
+            </w:r>
+          </w:p>
+        </w:tc>
+        <w:tc>
+          <w:tcPr>
+            <w:tcW w:type="dxa" w:w="5538"/>
+            <w:tcBorders>
+              <w:top w:val="single" w:color="BFBFBF" w:sz="4"/>
+              <w:left w:val="single" w:color="BFBFBF" w:sz="4"/>
+              <w:bottom w:val="single" w:color="BFBFBF" w:sz="4"/>
+              <w:right w:val="single" w:color="BFBFBF" w:sz="4"/>
+            </w:tcBorders>
+            <w:tcMar>
+              <w:top w:type="dxa" w:w="60"/>
+              <w:left w:type="dxa" w:w="100"/>
+              <w:bottom w:type="dxa" w:w="60"/>
+              <w:right w:type="dxa" w:w="100"/>
+            </w:tcMar>
+          </w:tcPr>
+          <w:p>
+            <w:pPr>
+              <w:spacing w:after="20"/>
+            </w:pPr>
+            <w:hyperlink w:history="1" r:id="rId8kwpxxf9gsnjrrszazylh">
+              <w:r>
+                <w:rPr>
+                  <w:rStyle w:val="Hyperlink"/>
+                  <w:sz w:val="16"/>
+                  <w:szCs w:val="16"/>
+                </w:rPr>
+                <w:t xml:space="preserve">https://colab.research.google.com/github/dblue-tech/ai-lab/blob/main/lab1_simplified/1S-2_inside_the_model.ipynb</w:t>
+              </w:r>
+            </w:hyperlink>
+          </w:p>
+        </w:tc>
+      </w:tr>
+      <w:tr>
+        <w:tc>
+          <w:tcPr>
+            <w:tcW w:type="dxa" w:w="3000"/>
+            <w:tcBorders>
+              <w:top w:val="single" w:color="BFBFBF" w:sz="4"/>
+              <w:left w:val="single" w:color="BFBFBF" w:sz="4"/>
+              <w:bottom w:val="single" w:color="BFBFBF" w:sz="4"/>
+              <w:right w:val="single" w:color="BFBFBF" w:sz="4"/>
+            </w:tcBorders>
+            <w:tcMar>
+              <w:top w:type="dxa" w:w="60"/>
+              <w:left w:type="dxa" w:w="100"/>
+              <w:bottom w:type="dxa" w:w="60"/>
+              <w:right w:type="dxa" w:w="100"/>
+            </w:tcMar>
+          </w:tcPr>
+          <w:p>
+            <w:pPr>
+              <w:spacing w:after="20"/>
+            </w:pPr>
+            <w:r>
+              <w:rPr>
+                <w:b/>
+                <w:bCs/>
+                <w:sz w:val="19"/>
+                <w:szCs w:val="19"/>
+              </w:rPr>
+              <w:t xml:space="preserve">1S-3</w:t>
+            </w:r>
+            <w:r>
+              <w:rPr>
+                <w:sz w:val="19"/>
+                <w:szCs w:val="19"/>
+              </w:rPr>
+              <w:t xml:space="preserve"> — serve</w:t>
+            </w:r>
+          </w:p>
+        </w:tc>
+        <w:tc>
+          <w:tcPr>
+            <w:tcW w:type="dxa" w:w="1100"/>
+            <w:tcBorders>
+              <w:top w:val="single" w:color="BFBFBF" w:sz="4"/>
+              <w:left w:val="single" w:color="BFBFBF" w:sz="4"/>
+              <w:bottom w:val="single" w:color="BFBFBF" w:sz="4"/>
+              <w:right w:val="single" w:color="BFBFBF" w:sz="4"/>
+            </w:tcBorders>
+            <w:tcMar>
+              <w:top w:type="dxa" w:w="60"/>
+              <w:left w:type="dxa" w:w="100"/>
+              <w:bottom w:type="dxa" w:w="60"/>
+              <w:right w:type="dxa" w:w="100"/>
+            </w:tcMar>
+          </w:tcPr>
+          <w:p>
+            <w:pPr>
+              <w:spacing w:after="20"/>
+            </w:pPr>
+            <w:r>
+              <w:rPr>
+                <w:sz w:val="19"/>
+                <w:szCs w:val="19"/>
+              </w:rPr>
+              <w:t xml:space="preserve">30 min</w:t>
+            </w:r>
+          </w:p>
+        </w:tc>
+        <w:tc>
+          <w:tcPr>
+            <w:tcW w:type="dxa" w:w="5538"/>
+            <w:tcBorders>
+              <w:top w:val="single" w:color="BFBFBF" w:sz="4"/>
+              <w:left w:val="single" w:color="BFBFBF" w:sz="4"/>
+              <w:bottom w:val="single" w:color="BFBFBF" w:sz="4"/>
+              <w:right w:val="single" w:color="BFBFBF" w:sz="4"/>
+            </w:tcBorders>
+            <w:tcMar>
+              <w:top w:type="dxa" w:w="60"/>
+              <w:left w:type="dxa" w:w="100"/>
+              <w:bottom w:type="dxa" w:w="60"/>
+              <w:right w:type="dxa" w:w="100"/>
+            </w:tcMar>
+          </w:tcPr>
+          <w:p>
+            <w:pPr>
+              <w:spacing w:after="20"/>
+            </w:pPr>
+            <w:hyperlink w:history="1" r:id="rIdjt3-nhmf6vkfoqfjhcoal">
+              <w:r>
+                <w:rPr>
+                  <w:rStyle w:val="Hyperlink"/>
+                  <w:sz w:val="16"/>
+                  <w:szCs w:val="16"/>
+                </w:rPr>
+                <w:t xml:space="preserve">https://colab.research.google.com/github/dblue-tech/ai-lab/blob/main/lab1_simplified/1S-3_serve.ipynb</w:t>
               </w:r>
             </w:hyperlink>
           </w:p>
@@ -2876,7 +3268,7 @@
             <w:pPr>
               <w:spacing w:after="20"/>
             </w:pPr>
-            <w:hyperlink w:history="1" r:id="rIddffxmgqb-e4ajvaurc0jk">
+            <w:hyperlink w:history="1" r:id="rId1fk1xwpmmaden5di5delw">
               <w:r>
                 <w:rPr>
                   <w:rStyle w:val="Hyperlink"/>
@@ -2961,7 +3353,7 @@
             <w:pPr>
               <w:spacing w:after="20"/>
             </w:pPr>
-            <w:hyperlink w:history="1" r:id="rIdfc5dybq94ruyoxs0sohyo">
+            <w:hyperlink w:history="1" r:id="rIdujgia4vy7tw07qdd0bkgs">
               <w:r>
                 <w:rPr>
                   <w:rStyle w:val="Hyperlink"/>
@@ -3046,7 +3438,7 @@
             <w:pPr>
               <w:spacing w:after="20"/>
             </w:pPr>
-            <w:hyperlink w:history="1" r:id="rIdieuabtdanzsfcuz7x3e2g">
+            <w:hyperlink w:history="1" r:id="rIdmie8f14ddah_fmufxidqd">
               <w:r>
                 <w:rPr>
                   <w:rStyle w:val="Hyperlink"/>
@@ -3131,7 +3523,7 @@
             <w:pPr>
               <w:spacing w:after="20"/>
             </w:pPr>
-            <w:hyperlink w:history="1" r:id="rIddkquau96yhjqcen4z9gpv">
+            <w:hyperlink w:history="1" r:id="rIdhzftbiwlvmtkf9xoacd-j">
               <w:r>
                 <w:rPr>
                   <w:rStyle w:val="Hyperlink"/>
@@ -3216,7 +3608,7 @@
             <w:pPr>
               <w:spacing w:after="20"/>
             </w:pPr>
-            <w:hyperlink w:history="1" r:id="rId8e9-gq61jelliy6qbd0e-">
+            <w:hyperlink w:history="1" r:id="rIdhicf9uatx2hqjimevzitx">
               <w:r>
                 <w:rPr>
                   <w:rStyle w:val="Hyperlink"/>
